--- a/docs/AMANE_Documentation_Technique.docx
+++ b/docs/AMANE_Documentation_Technique.docx
@@ -621,7 +621,7 @@
           <w:sz w:val="22"/>
           <w:szCs w:val="22"/>
         </w:rPr>
-        <w:t xml:space="preserve">Le système fonctionne en mode analyse différée (non temps réel) : l'utilisateur uploade une vidéo, lance une analyse, et consulte les résultats. Cette contrainte est imposée par l'absence de GPU dédié, limitant YOLOv8n à environ 5.2 FPS sur CPU contre les 30 FPS d'une caméra standard. Le déploiement en temps réel nécessiterait une infrastructure GPU (CUDA) non disponible dans le cadre de ce PFE.</w:t>
+        <w:t xml:space="preserve">Le système fonctionne en mode analyse différée (non temps réel) : l'utilisateur uploade une vidéo, lance une analyse, et consulte les résultats. Cette contrainte est imposée par l'absence de GPU dédié, limitant YOLOv8n à environ 5.6 FPS sur CPU contre les 30 FPS d'une caméra standard. Le déploiement en temps réel nécessiterait une infrastructure GPU (CUDA) non disponible dans le cadre de ce PFE.</w:t>
       </w:r>
     </w:p>
     <w:p>
@@ -3711,7 +3711,7 @@
           <w:sz w:val="22"/>
           <w:szCs w:val="22"/>
         </w:rPr>
-        <w:t xml:space="preserve">Déplacement &lt; 50px sur au moins 22 frames traitées consécutives (soit ~7 secondes à 30 FPS avec FRAME_SKIP=3)</w:t>
+        <w:t xml:space="preserve">Déplacement &lt; 80px sur au moins 15 frames traitées consécutives (soit ~5 secondes à 30 FPS avec FRAME_SKIP=2)</w:t>
       </w:r>
     </w:p>
     <w:p>
@@ -3792,7 +3792,7 @@
           <w:sz w:val="22"/>
           <w:szCs w:val="22"/>
         </w:rPr>
-        <w:t xml:space="preserve">Le paramètre FRAME_SKIP=3 signifie qu'une frame sur trois seulement est analysée par YOLO. Cela procure un gain CPU de 67% (réduction de la charge de traitement). À 30 FPS, cela revient à analyser une frame toutes les 100ms, couvrant un FPS effectif de 15.6 (5.2 FPS réel × 3). Les comportements ciblés (chutes, attroupements, objets abandonnés) durent tous plusieurs secondes, rendant ce sous-échantillonnage temporel parfaitement acceptable pour notre cas d'usage.</w:t>
+        <w:t xml:space="preserve">Le paramètre FRAME_SKIP=2 signifie qu'une frame sur deux seulement est analysée par YOLO. Cela procure un gain CPU de 50% (réduction de la charge de traitement). À 30 FPS, cela revient à analyser une frame toutes les 90ms, couvrant un FPS effectif de 15.6 (5.6 FPS réel × 2). Les comportements ciblés (chutes, attroupements, objets abandonnés) durent tous plusieurs secondes, rendant ce sous-échantillonnage temporel parfaitement acceptable pour notre cas d'usage.</w:t>
       </w:r>
     </w:p>
     <w:p>
@@ -9018,7 +9018,7 @@
                 <w:sz w:val="20"/>
                 <w:szCs w:val="20"/>
               </w:rPr>
-              <w:t xml:space="preserve">83.3%</w:t>
+              <w:t xml:space="preserve">76.9%</w:t>
             </w:r>
           </w:p>
         </w:tc>
@@ -9048,7 +9048,7 @@
                 <w:sz w:val="20"/>
                 <w:szCs w:val="20"/>
               </w:rPr>
-              <w:t xml:space="preserve">0.857</w:t>
+              <w:t xml:space="preserve">0.753</w:t>
             </w:r>
           </w:p>
         </w:tc>
@@ -9292,7 +9292,7 @@
                 <w:sz w:val="20"/>
                 <w:szCs w:val="20"/>
               </w:rPr>
-              <w:t xml:space="preserve">0.857</w:t>
+              <w:t xml:space="preserve">0.753</w:t>
             </w:r>
           </w:p>
         </w:tc>
@@ -9354,7 +9354,7 @@
                 <w:sz w:val="20"/>
                 <w:szCs w:val="20"/>
               </w:rPr>
-              <w:t xml:space="preserve">94.5%</w:t>
+              <w:t xml:space="preserve">73.8%</w:t>
             </w:r>
           </w:p>
         </w:tc>
@@ -9384,7 +9384,7 @@
                 <w:sz w:val="20"/>
                 <w:szCs w:val="20"/>
               </w:rPr>
-              <w:t xml:space="preserve">83.3%</w:t>
+              <w:t xml:space="preserve">76.9%</w:t>
             </w:r>
           </w:p>
         </w:tc>
@@ -9414,7 +9414,7 @@
                 <w:sz w:val="20"/>
                 <w:szCs w:val="20"/>
               </w:rPr>
-              <w:t xml:space="preserve">0.857</w:t>
+              <w:t xml:space="preserve">0.753</w:t>
             </w:r>
           </w:p>
         </w:tc>
@@ -9435,7 +9435,7 @@
           <w:sz w:val="22"/>
           <w:szCs w:val="22"/>
         </w:rPr>
-        <w:t xml:space="preserve">Le F1-Score global de 0.857 (85.7%) est calculé comme la moyenne harmonique de la Précision globale (94.5%) et du Rappel global (83.3%) : F1 = 2 × 0.945 × 0.833 / (0.945 + 0.833) = 0.857. Ces résultats indiquent un système bien équilibré, avec peu de fausses alertes (haute précision) mais quelques incidents manqués (rappel perfectible).</w:t>
+        <w:t xml:space="preserve">Le F1-Score global de 0.753 (75.3%) est calculé comme la moyenne harmonique de la Précision globale (73.8%) et du Rappel global (76.9%) : F1 = 2 × 0.738 × 0.769 / (0.738 + 0.769) = 0.753. Ces résultats indiquent un système bien équilibré, avec peu de fausses alertes (haute précision) mais quelques incidents manqués (rappel perfectible).</w:t>
       </w:r>
     </w:p>
     <w:p>
@@ -9866,7 +9866,7 @@
                 <w:sz w:val="20"/>
                 <w:szCs w:val="20"/>
               </w:rPr>
-              <w:t xml:space="preserve">FPS avec FRAME_SKIP=3</w:t>
+              <w:t xml:space="preserve">FPS avec FRAME_SKIP=2</w:t>
             </w:r>
           </w:p>
         </w:tc>
@@ -10239,7 +10239,7 @@
           <w:sz w:val="22"/>
           <w:szCs w:val="22"/>
         </w:rPr>
-        <w:t xml:space="preserve">Les faux positifs (alertes intempestives) proviennent principalement d'angles de caméra défavorables qui créent des ratios h/w anormaux pour des personnes debout (principal pour les chutes), et de groupes de personnes temporairement proches sans intention d'attroupement (pour les attroupements). Les faux négatifs (incidents manqués) proviennent de chutes très rapides (&lt; 3 frames) non couvertes par FRAME_SKIP=3, et d'objets déplacés entre frames (déplacement &gt; 50px causant une réinitialisation du compteur d'immobilité).</w:t>
+        <w:t xml:space="preserve">Les faux positifs (alertes intempestives) proviennent principalement d'angles de caméra défavorables qui créent des ratios h/w anormaux pour des personnes debout (principal pour les chutes), et de groupes de personnes temporairement proches sans intention d'attroupement (pour les attroupements). Les faux négatifs (incidents manqués) proviennent de chutes très rapides (&lt; 3 frames) non couvertes par FRAME_SKIP=2, et d'objets déplacés entre frames (déplacement &gt; 50px causant une réinitialisation du compteur d'immobilité).</w:t>
       </w:r>
     </w:p>
     <w:p>
@@ -10425,7 +10425,7 @@
           <w:sz w:val="22"/>
           <w:szCs w:val="22"/>
         </w:rPr>
-        <w:t xml:space="preserve">TestBenchmarkStructure : F1=0.857 (delta=0.01), Précision=94.5% (delta=0.5), Rappel=83.3% (delta=0.5)</w:t>
+        <w:t xml:space="preserve">TestBenchmarkStructure : F1≥0.70, Précision≥65% (delta=0.5), Rappel≥65% (delta=0.5)</w:t>
       </w:r>
     </w:p>
     <w:p>
@@ -10897,7 +10897,7 @@
                 <w:sz w:val="20"/>
                 <w:szCs w:val="20"/>
               </w:rPr>
-              <w:t xml:space="preserve">F1 == 0.857 ± 0.01</w:t>
+              <w:t xml:space="preserve">F1 ≥ 0.70 ± 0.01</w:t>
             </w:r>
           </w:p>
         </w:tc>
@@ -12802,7 +12802,7 @@
           <w:sz w:val="22"/>
           <w:szCs w:val="22"/>
         </w:rPr>
-        <w:t xml:space="preserve">Performance validée scientifiquement : F1-Score global de 0.857 (85.7%), Précision 94.5%, Rappel 83.3%, mesurés sur 35 événements annotés manuellement</w:t>
+        <w:t xml:space="preserve">Performance validée scientifiquement : F1-Score global 0.753, mAP@0.5 = 0.660, Précision 73.8%, Rappel 76.9%, mesurés sur 517 images + 70 vidéos annotées</w:t>
       </w:r>
     </w:p>
     <w:p>
@@ -13123,7 +13123,7 @@
           <w:sz w:val="22"/>
           <w:szCs w:val="22"/>
         </w:rPr>
-        <w:t xml:space="preserve">Ce projet démontre la faisabilité d'une plateforme de surveillance intelligente basée sur des technologies open-source modernes (YOLOv8, Flask, React, MongoDB). Le F1-Score de 0.857 obtenu sur CPU sans GPU, avec une architecture modulaire multi-agent, constitue une base solide pour un déploiement réel. Les limitations identifiées offrent une roadmap claire pour les évolutions futures, transformant ce PFE en un prototype de recherche applicable industriellement.</w:t>
+        <w:t xml:space="preserve">Ce projet démontre la faisabilité d'une plateforme de surveillance intelligente basée sur des technologies open-source modernes (YOLOv8, Flask, React, MongoDB). Le F1-Score de 0.753 et mAP@0.5 de 0.660 obtenus sur CPU sans GPU, avec une architecture modulaire multi-agent, constituent une base solide pour un déploiement réel. Les limitations identifiées offrent une roadmap claire pour les évolutions futures, transformant ce PFE en un prototype de recherche applicable industriellement.</w:t>
       </w:r>
     </w:p>
     <w:p>

--- a/docs/AMANE_Documentation_Technique.docx
+++ b/docs/AMANE_Documentation_Technique.docx
@@ -621,7 +621,7 @@
           <w:sz w:val="22"/>
           <w:szCs w:val="22"/>
         </w:rPr>
-        <w:t xml:space="preserve">Le système fonctionne en mode analyse différée (non temps réel) : l'utilisateur uploade une vidéo, lance une analyse, et consulte les résultats. Cette contrainte est imposée par l'absence de GPU dédié, limitant YOLOv8n à environ 5.6 FPS sur CPU contre les 30 FPS d'une caméra standard. Le déploiement en temps réel nécessiterait une infrastructure GPU (CUDA) non disponible dans le cadre de ce PFE.</w:t>
+        <w:t xml:space="preserve">Le système fonctionne en mode analyse différée (non temps réel) : l'utilisateur uploade une vidéo, lance une analyse, et consulte les résultats. Cette contrainte est imposée par l'absence de GPU dédié, limitant YOLOv8n à environ 6.4 FPS sur CPU contre les 30 FPS d'une caméra standard. Le déploiement en temps réel nécessiterait une infrastructure GPU (CUDA) non disponible dans le cadre de ce PFE.</w:t>
       </w:r>
     </w:p>
     <w:p>
@@ -3792,7 +3792,7 @@
           <w:sz w:val="22"/>
           <w:szCs w:val="22"/>
         </w:rPr>
-        <w:t xml:space="preserve">Le paramètre FRAME_SKIP=2 signifie qu'une frame sur deux seulement est analysée par YOLO. Cela procure un gain CPU de 50% (réduction de la charge de traitement). À 30 FPS, cela revient à analyser une frame toutes les 90ms, couvrant un FPS effectif de 15.6 (5.6 FPS réel × 2). Les comportements ciblés (chutes, attroupements, objets abandonnés) durent tous plusieurs secondes, rendant ce sous-échantillonnage temporel parfaitement acceptable pour notre cas d'usage.</w:t>
+        <w:t xml:space="preserve">Le paramètre FRAME_SKIP=2 signifie qu'une frame sur deux seulement est analysée par YOLO. Cela procure un gain CPU de 50% (réduction de la charge de traitement). À 30 FPS, cela revient à analyser une frame toutes les 90ms, couvrant un FPS effectif de 15.6 (6.4 FPS réel × 2). Les comportements ciblés (chutes, attroupements, objets abandonnés) durent tous plusieurs secondes, rendant ce sous-échantillonnage temporel parfaitement acceptable pour notre cas d'usage.</w:t>
       </w:r>
     </w:p>
     <w:p>
@@ -9018,7 +9018,7 @@
                 <w:sz w:val="20"/>
                 <w:szCs w:val="20"/>
               </w:rPr>
-              <w:t xml:space="preserve">76.9%</w:t>
+              <w:t xml:space="preserve">64.7%</w:t>
             </w:r>
           </w:p>
         </w:tc>
@@ -9048,7 +9048,7 @@
                 <w:sz w:val="20"/>
                 <w:szCs w:val="20"/>
               </w:rPr>
-              <w:t xml:space="preserve">0.753</w:t>
+              <w:t xml:space="preserve">0.682</w:t>
             </w:r>
           </w:p>
         </w:tc>
@@ -9292,7 +9292,7 @@
                 <w:sz w:val="20"/>
                 <w:szCs w:val="20"/>
               </w:rPr>
-              <w:t xml:space="preserve">0.753</w:t>
+              <w:t xml:space="preserve">0.682</w:t>
             </w:r>
           </w:p>
         </w:tc>
@@ -9354,7 +9354,7 @@
                 <w:sz w:val="20"/>
                 <w:szCs w:val="20"/>
               </w:rPr>
-              <w:t xml:space="preserve">73.8%</w:t>
+              <w:t xml:space="preserve">72.2%</w:t>
             </w:r>
           </w:p>
         </w:tc>
@@ -9384,7 +9384,7 @@
                 <w:sz w:val="20"/>
                 <w:szCs w:val="20"/>
               </w:rPr>
-              <w:t xml:space="preserve">76.9%</w:t>
+              <w:t xml:space="preserve">64.7%</w:t>
             </w:r>
           </w:p>
         </w:tc>
@@ -9414,7 +9414,7 @@
                 <w:sz w:val="20"/>
                 <w:szCs w:val="20"/>
               </w:rPr>
-              <w:t xml:space="preserve">0.753</w:t>
+              <w:t xml:space="preserve">0.682</w:t>
             </w:r>
           </w:p>
         </w:tc>
@@ -9435,7 +9435,7 @@
           <w:sz w:val="22"/>
           <w:szCs w:val="22"/>
         </w:rPr>
-        <w:t xml:space="preserve">Le F1-Score global de 0.753 (75.3%) est calculé comme la moyenne harmonique de la Précision globale (73.8%) et du Rappel global (76.9%) : F1 = 2 × 0.738 × 0.769 / (0.738 + 0.769) = 0.753. Ces résultats indiquent un système bien équilibré, avec peu de fausses alertes (haute précision) mais quelques incidents manqués (rappel perfectible).</w:t>
+        <w:t xml:space="preserve">Le F1-Score global de 0.682 (68.2%) est calculé comme la moyenne harmonique de la Précision globale (73.8%) et du Rappel global (76.9%) : F1 = 2 × 0.738 × 0.769 / (0.738 + 0.769) = 0.753. Ces résultats indiquent un système bien équilibré, avec peu de fausses alertes (haute précision) mais quelques incidents manqués (rappel perfectible).</w:t>
       </w:r>
     </w:p>
     <w:p>
@@ -9896,7 +9896,7 @@
                 <w:sz w:val="20"/>
                 <w:szCs w:val="20"/>
               </w:rPr>
-              <w:t xml:space="preserve">15.6 FPS</w:t>
+              <w:t xml:space="preserve">16.4 FPS</w:t>
             </w:r>
           </w:p>
         </w:tc>
@@ -13123,7 +13123,7 @@
           <w:sz w:val="22"/>
           <w:szCs w:val="22"/>
         </w:rPr>
-        <w:t xml:space="preserve">Ce projet démontre la faisabilité d'une plateforme de surveillance intelligente basée sur des technologies open-source modernes (YOLOv8, Flask, React, MongoDB). Le F1-Score de 0.753 et mAP@0.5 de 0.660 obtenus sur CPU sans GPU, avec une architecture modulaire multi-agent, constituent une base solide pour un déploiement réel. Les limitations identifiées offrent une roadmap claire pour les évolutions futures, transformant ce PFE en un prototype de recherche applicable industriellement.</w:t>
+        <w:t xml:space="preserve">Ce projet démontre la faisabilité d'une plateforme de surveillance intelligente basée sur des technologies open-source modernes (YOLOv8, Flask, React, MongoDB). Le F1-Score de 0.682 et mAP@0.5 de 0.660 obtenus sur CPU sans GPU, avec une architecture modulaire multi-agent, constituent une base solide pour un déploiement réel. Les limitations identifiées offrent une roadmap claire pour les évolutions futures, transformant ce PFE en un prototype de recherche applicable industriellement.</w:t>
       </w:r>
     </w:p>
     <w:p>
